--- a/courts/tenth-circuit/oklahoma/state/supreme-court/brief-on-the-merits/usage/OUTPUT-brief-on-the-merits.docx
+++ b/courts/tenth-circuit/oklahoma/state/supreme-court/brief-on-the-merits/usage/OUTPUT-brief-on-the-merits.docx
@@ -2151,7 +2151,7 @@
         <w:t xml:space="preserve"> </w:t>
       </w:r>
       <w:r>
-        <w:t xml:space="preserve">“establish[ ] and maint[ain] . . . a system of public schools, which shall be open to all the children of the state and free from sectarian control . . . .”</w:t>
+        <w:t xml:space="preserve">“establish[ ] and maint[ain] . . . a system of public schools, which shall be open to all the children of the state and free from sectarian control . . . .”</w:t>
       </w:r>
       <w:r>
         <w:t xml:space="preserve"> </w:t>
@@ -2163,7 +2163,7 @@
         <w:t xml:space="preserve"> </w:t>
       </w:r>
       <w:r>
-        <w:t xml:space="preserve">“[n]o public money . . . shall ever be appropriated . . . or used, directly or indirectly, for the use, benefit, or support of any sect, church, denomination, or system of religion . . . or sectarian institution . . . .”</w:t>
+        <w:t xml:space="preserve">“[n]o public money . . . shall ever be appropriated . . . or used, directly or indirectly, for the use, benefit, or support of any sect, church, denomination, or system of religion . . . or sectarian institution . . . .”</w:t>
       </w:r>
       <w:r>
         <w:t xml:space="preserve"> </w:t>
@@ -2199,13 +2199,7 @@
         <w:t xml:space="preserve"> </w:t>
       </w:r>
       <w:r>
-        <w:t xml:space="preserve">OKLA. STAT. tit. 70, § 3</w:t>
-      </w:r>
-      <w:r>
-        <w:noBreakHyphen/>
-      </w:r>
-      <w:r>
-        <w:t xml:space="preserve">145.3(A)⁠(2), mandates that those procedures comply with the Oklahoma Charter Schools Act.</w:t>
+        <w:t xml:space="preserve">OKLA. STAT. tit. 70, § 3-⁠145.3(A)⁠(2), mandates that those procedures comply with the Oklahoma Charter Schools Act.</w:t>
       </w:r>
       <w:r>
         <w:t xml:space="preserve"> </w:t>
@@ -2227,7 +2221,7 @@
         <w:t xml:space="preserve"> </w:t>
       </w:r>
       <w:r>
-        <w:t xml:space="preserve">“charter school shall be nonsectarian in its programs, admission policies, employment practices, and all other operations. A sponsor may not authorize a charter school or program that is affiliated with a nonpublic sectarian school or religious institution . . . .”</w:t>
+        <w:t xml:space="preserve">“charter school shall be nonsectarian in its programs, admission policies, employment practices, and all other operations. A sponsor may not authorize a charter school or program that is affiliated with a nonpublic sectarian school or religious institution . . . .”</w:t>
       </w:r>
       <w:r>
         <w:t xml:space="preserve"> </w:t>
@@ -2243,13 +2237,7 @@
         <w:t xml:space="preserve"> </w:t>
       </w:r>
       <w:r>
-        <w:t xml:space="preserve">at § 3</w:t>
-      </w:r>
-      <w:r>
-        <w:noBreakHyphen/>
-      </w:r>
-      <w:r>
-        <w:t xml:space="preserve">136(A)⁠(2). These sections of Oklahoma’s Constitution and associated laws decidedly preclude the Board’s challenged action.</w:t>
+        <w:t xml:space="preserve">at § 3-⁠136(A)⁠(2). These sections of Oklahoma’s Constitution and associated laws decidedly preclude the Board’s challenged action.</w:t>
       </w:r>
     </w:p>
     <w:p>
@@ -2297,13 +2285,7 @@
         <w:t xml:space="preserve"> </w:t>
       </w:r>
       <w:r>
-        <w:t xml:space="preserve">OKLA. STAT. tit. 70, § 3</w:t>
-      </w:r>
-      <w:r>
-        <w:noBreakHyphen/>
-      </w:r>
-      <w:r>
-        <w:t xml:space="preserve">145.1(A). The Board is vested with regulatory oversight over the schools it charters, through state laws, administrative regulations, and contracts it executes.</w:t>
+        <w:t xml:space="preserve">OKLA. STAT. tit. 70, § 3-⁠145.1(A). The Board is vested with regulatory oversight over the schools it charters, through state laws, administrative regulations, and contracts it executes.</w:t>
       </w:r>
       <w:r>
         <w:t xml:space="preserve"> </w:t>
@@ -2492,7 +2474,7 @@
         <w:t xml:space="preserve"> </w:t>
       </w:r>
       <w:r>
-        <w:t xml:space="preserve">“is a privately operated religious non-profit organization . . . .”</w:t>
+        <w:t xml:space="preserve">“is a privately operated religious non-profit organization . . . .”</w:t>
       </w:r>
       <w:r>
         <w:t xml:space="preserve"> </w:t>
@@ -2526,7 +2508,7 @@
         <w:t xml:space="preserve"> </w:t>
       </w:r>
       <w:r>
-        <w:t xml:space="preserve">“to implement the program of instruction, curriculum, and other services as specified in the Application [approved as revised on June 5, 2023] . . . .”</w:t>
+        <w:t xml:space="preserve">“to implement the program of instruction, curriculum, and other services as specified in the Application [approved as revised on June 5, 2023] . . . .”</w:t>
       </w:r>
       <w:r>
         <w:t xml:space="preserve"> </w:t>
@@ -2563,13 +2545,7 @@
         <w:t xml:space="preserve">See e.g.</w:t>
       </w:r>
       <w:r>
-        <w:t xml:space="preserve">, OKLA. STAT. tit. 70, §§ 3</w:t>
-      </w:r>
-      <w:r>
-        <w:noBreakHyphen/>
-      </w:r>
-      <w:r>
-        <w:t xml:space="preserve">145.3(D), 3</w:t>
+        <w:t xml:space="preserve">, OKLA. STAT. tit. 70, §§ 3-⁠145.3(D), 3</w:t>
       </w:r>
       <w:r>
         <w:noBreakHyphen/>
@@ -2753,7 +2729,7 @@
         <w:t xml:space="preserve"> </w:t>
       </w:r>
       <w:r>
-        <w:t xml:space="preserve">“shall extend to a general superintending control over all . . . Agencies, Commissions and Boards created by law.”</w:t>
+        <w:t xml:space="preserve">“shall extend to a general superintending control over all . . . Agencies, Commissions and Boards created by law.”</w:t>
       </w:r>
       <w:r>
         <w:t xml:space="preserve"> </w:t>
@@ -3194,31 +3170,19 @@
         <w:t xml:space="preserve"> </w:t>
       </w:r>
       <w:r>
-        <w:t xml:space="preserve">OKLA. STAT. tit. 70, § 3</w:t>
-      </w:r>
-      <w:r>
-        <w:noBreakHyphen/>
-      </w:r>
-      <w:r>
-        <w:t xml:space="preserve">145.1. Moreover, the Legislature set forth a duty requiring the Board to</w:t>
-      </w:r>
-      <w:r>
-        <w:t xml:space="preserve"> </w:t>
-      </w:r>
-      <w:r>
-        <w:t xml:space="preserve">“[e]stablish a procedure for accepting, approving and disapproving statewide virtual charter school applications . . . .”</w:t>
-      </w:r>
-      <w:r>
-        <w:t xml:space="preserve"> </w:t>
-      </w:r>
-      <w:r>
-        <w:t xml:space="preserve">OKLA. STAT. tit. 70, § 3</w:t>
-      </w:r>
-      <w:r>
-        <w:noBreakHyphen/>
-      </w:r>
-      <w:r>
-        <w:t xml:space="preserve">145.3. That procedure, set forth in Okla. Admin. Code 777, includes several provisions under which the Board is required to comply with Oklahoma law.</w:t>
+        <w:t xml:space="preserve">OKLA. STAT. tit. 70, § 3-⁠145.1. Moreover, the Legislature set forth a duty requiring the Board to</w:t>
+      </w:r>
+      <w:r>
+        <w:t xml:space="preserve"> </w:t>
+      </w:r>
+      <w:r>
+        <w:t xml:space="preserve">“[e]stablish a procedure for accepting, approving and disapproving statewide virtual charter school applications . . . .”</w:t>
+      </w:r>
+      <w:r>
+        <w:t xml:space="preserve"> </w:t>
+      </w:r>
+      <w:r>
+        <w:t xml:space="preserve">OKLA. STAT. tit. 70, § 3-⁠145.3. That procedure, set forth in Okla. Admin. Code 777, includes several provisions under which the Board is required to comply with Oklahoma law.</w:t>
       </w:r>
       <w:r>
         <w:t xml:space="preserve"> </w:t>
@@ -3231,61 +3195,25 @@
         <w:t xml:space="preserve">See e.g.</w:t>
       </w:r>
       <w:r>
-        <w:t xml:space="preserve">, OKLA. ADMIN. CODE § 10</w:t>
-      </w:r>
-      <w:r>
-        <w:noBreakHyphen/>
-      </w:r>
-      <w:r>
-        <w:t xml:space="preserve">3</w:t>
-      </w:r>
-      <w:r>
-        <w:noBreakHyphen/>
-      </w:r>
-      <w:r>
-        <w:t xml:space="preserve">3(b)⁠(1)⁠(F) (requiring that new sponsorship applications include</w:t>
-      </w:r>
-      <w:r>
-        <w:t xml:space="preserve"> </w:t>
-      </w:r>
-      <w:r>
-        <w:t xml:space="preserve">“[a]ny other topics deemed necessary by the [Board] to assess the applicant’s capability to administer and operate the charter school in compliance with all applicable provisions of federal and state laws . . . .”</w:t>
-      </w:r>
-      <w:r>
-        <w:t xml:space="preserve">); § 10</w:t>
-      </w:r>
-      <w:r>
-        <w:noBreakHyphen/>
-      </w:r>
-      <w:r>
-        <w:t xml:space="preserve">3</w:t>
-      </w:r>
-      <w:r>
-        <w:noBreakHyphen/>
-      </w:r>
-      <w:r>
-        <w:t xml:space="preserve">3(c)⁠(1)⁠(F) (setting forth application format requirements, including that there be</w:t>
-      </w:r>
-      <w:r>
-        <w:t xml:space="preserve"> </w:t>
-      </w:r>
-      <w:r>
-        <w:t xml:space="preserve">“signed and notarized statements from the Head of the School and the governing body members, as applicable, showing their agreement to fully comply as an Oklahoma public charter school with all statute[s], regulations, and requirements of the United States of America, State of Oklahoma . . . .”</w:t>
-      </w:r>
-      <w:r>
-        <w:t xml:space="preserve">); § 10</w:t>
-      </w:r>
-      <w:r>
-        <w:noBreakHyphen/>
-      </w:r>
-      <w:r>
-        <w:t xml:space="preserve">3</w:t>
-      </w:r>
-      <w:r>
-        <w:noBreakHyphen/>
-      </w:r>
-      <w:r>
-        <w:t xml:space="preserve">3(d)⁠(8) (requiring that contracts for sponsorship</w:t>
+        <w:t xml:space="preserve">, OKLA. ADMIN. CODE § 10-⁠3-⁠3(b)⁠(1)⁠(F) (requiring that new sponsorship applications include</w:t>
+      </w:r>
+      <w:r>
+        <w:t xml:space="preserve"> </w:t>
+      </w:r>
+      <w:r>
+        <w:t xml:space="preserve">“[a]ny other topics deemed necessary by the [Board] to assess the applicant’s capability to administer and operate the charter school in compliance with all applicable provisions of federal and state laws . . . .”</w:t>
+      </w:r>
+      <w:r>
+        <w:t xml:space="preserve">); § 10-⁠3-⁠3(c)⁠(1)⁠(F) (setting forth application format requirements, including that there be</w:t>
+      </w:r>
+      <w:r>
+        <w:t xml:space="preserve"> </w:t>
+      </w:r>
+      <w:r>
+        <w:t xml:space="preserve">“signed and notarized statements from the Head of the School and the governing body members, as applicable, showing their agreement to fully comply as an Oklahoma public charter school with all statute[s], regulations, and requirements of the United States of America, State of Oklahoma . . . .”</w:t>
+      </w:r>
+      <w:r>
+        <w:t xml:space="preserve">); § 10-⁠3-⁠3(d)⁠(8) (requiring that contracts for sponsorship</w:t>
       </w:r>
       <w:r>
         <w:t xml:space="preserve"> </w:t>
@@ -3294,25 +3222,13 @@
         <w:t xml:space="preserve">“shall contain any other terms necessary to ensure compliance with applicable provisions of state and/​or federal law.”</w:t>
       </w:r>
       <w:r>
-        <w:t xml:space="preserve">); § 10</w:t>
-      </w:r>
-      <w:r>
-        <w:noBreakHyphen/>
-      </w:r>
-      <w:r>
-        <w:t xml:space="preserve">3</w:t>
-      </w:r>
-      <w:r>
-        <w:noBreakHyphen/>
-      </w:r>
-      <w:r>
-        <w:t xml:space="preserve">3(g) (setting forth that adoption of a model sponsorship contract</w:t>
-      </w:r>
-      <w:r>
-        <w:t xml:space="preserve"> </w:t>
-      </w:r>
-      <w:r>
-        <w:t xml:space="preserve">“shall not prohibit the Board from further negotiation of contract terms or addition of terms to the contract for sponsorship prior to execution of the contract so long as such terms are in compliance with applicable state, federal, local . . . law . . . .”</w:t>
+        <w:t xml:space="preserve">); § 10-⁠3-⁠3(g) (setting forth that adoption of a model sponsorship contract</w:t>
+      </w:r>
+      <w:r>
+        <w:t xml:space="preserve"> </w:t>
+      </w:r>
+      <w:r>
+        <w:t xml:space="preserve">“shall not prohibit the Board from further negotiation of contract terms or addition of terms to the contract for sponsorship prior to execution of the contract so long as such terms are in compliance with applicable state, federal, local . . . law . . . .”</w:t>
       </w:r>
       <w:r>
         <w:t xml:space="preserve">). The Board is thus abundantly aware that its formal actions must comply with State law.</w:t>
@@ -3339,13 +3255,7 @@
         <w:t xml:space="preserve"> </w:t>
       </w:r>
       <w:r>
-        <w:t xml:space="preserve">OKLA. STAT. tit. 70, § 3</w:t>
-      </w:r>
-      <w:r>
-        <w:noBreakHyphen/>
-      </w:r>
-      <w:r>
-        <w:t xml:space="preserve">136(2) (</w:t>
+        <w:t xml:space="preserve">OKLA. STAT. tit. 70, § 3-⁠136(2) (</w:t>
       </w:r>
       <w:r>
         <w:t xml:space="preserve">“[a] sponsor may not authorize a charter school or program that is affiliated with a nonpublic sectarian school or religious institution.”</w:t>
@@ -3382,7 +3292,7 @@
         <w:t xml:space="preserve"> </w:t>
       </w:r>
       <w:r>
-        <w:t xml:space="preserve">“[t]he discretion must be exercised under the established rules of law . . . .”</w:t>
+        <w:t xml:space="preserve">“[t]he discretion must be exercised under the established rules of law . . . .”</w:t>
       </w:r>
       <w:r>
         <w:t xml:space="preserve"> </w:t>
@@ -3409,7 +3319,7 @@
         <w:t xml:space="preserve"> </w:t>
       </w:r>
       <w:r>
-        <w:t xml:space="preserve">“a system of public schools . . . [that] shall be open to all the children of the state and free from sectarian control . . . .”</w:t>
+        <w:t xml:space="preserve">“a system of public schools . . . [that] shall be open to all the children of the state and free from sectarian control . . . .”</w:t>
       </w:r>
       <w:r>
         <w:t xml:space="preserve"> </w:t>
@@ -3421,7 +3331,7 @@
         <w:t xml:space="preserve"> </w:t>
       </w:r>
       <w:r>
-        <w:t xml:space="preserve">“[n]o public money . . . shall ever be appropriated . . . or used, directly or indirectly, for the use, benefit, or support of any sect, church, denomination, or system of religion, or for the use, benefit, or support of any priest, preacher, minister, or other religious teacher or dignitary, or sectarian institution as such.”</w:t>
+        <w:t xml:space="preserve">“[n]o public money . . . shall ever be appropriated . . . or used, directly or indirectly, for the use, benefit, or support of any sect, church, denomination, or system of religion, or for the use, benefit, or support of any priest, preacher, minister, or other religious teacher or dignitary, or sectarian institution as such.”</w:t>
       </w:r>
       <w:r>
         <w:t xml:space="preserve"> </w:t>
@@ -3589,7 +3499,7 @@
         <w:t xml:space="preserve"> </w:t>
       </w:r>
       <w:r>
-        <w:t xml:space="preserve">“no inhabitant of the State shall ever be molested in person or property on account of his or her mode of religious worship . . . .”</w:t>
+        <w:t xml:space="preserve">“no inhabitant of the State shall ever be molested in person or property on account of his or her mode of religious worship . . . .”</w:t>
       </w:r>
       <w:r>
         <w:t xml:space="preserve"> </w:t>
@@ -3952,13 +3862,7 @@
         <w:t xml:space="preserve"> </w:t>
       </w:r>
       <w:r>
-        <w:t xml:space="preserve">Pet. App. Vol. I at 4, § 4.1, unabashedly requested a public virtual school charter from the Board–a legislatively created State board having the sole authority to sponsor Oklahoma’s virtual charter schools, OKLA. STAT. tit. 70, § 3</w:t>
-      </w:r>
-      <w:r>
-        <w:noBreakHyphen/>
-      </w:r>
-      <w:r>
-        <w:t xml:space="preserve">145.1. The Board’s authorization is in direct contravention of the Establishment Clause, and as discussed above, Oklahoma’s Constitution, statutes, and regulations.</w:t>
+        <w:t xml:space="preserve">Pet. App. Vol. I at 4, § 4.1, unabashedly requested a public virtual school charter from the Board–a legislatively created State board having the sole authority to sponsor Oklahoma’s virtual charter schools, OKLA. STAT. tit. 70, § 3-⁠145.1. The Board’s authorization is in direct contravention of the Establishment Clause, and as discussed above, Oklahoma’s Constitution, statutes, and regulations.</w:t>
       </w:r>
     </w:p>
     <w:p>
@@ -4108,13 +4012,7 @@
         <w:t xml:space="preserve"> </w:t>
       </w:r>
       <w:r>
-        <w:t xml:space="preserve">OKLA. STAT. tit. 70, § 3</w:t>
-      </w:r>
-      <w:r>
-        <w:noBreakHyphen/>
-      </w:r>
-      <w:r>
-        <w:t xml:space="preserve">132(D). A state’s designation of an entity as a state actor is generally accepted when analyzing the U.S. Constitution. For example, the Fourth Circuit, in addressing whether a public charter school was a state actor, recently held:</w:t>
+        <w:t xml:space="preserve">OKLA. STAT. tit. 70, § 3-⁠132(D). A state’s designation of an entity as a state actor is generally accepted when analyzing the U.S. Constitution. For example, the Fourth Circuit, in addressing whether a public charter school was a state actor, recently held:</w:t>
       </w:r>
       <w:r>
         <w:t xml:space="preserve"> </w:t>
@@ -4210,7 +4108,7 @@
         <w:t xml:space="preserve"> </w:t>
       </w:r>
       <w:r>
-        <w:t xml:space="preserve">“establish and maintain . . . a system of public schools, which shall be open to all the children of the state and free from sectarian control . . . .”</w:t>
+        <w:t xml:space="preserve">“establish and maintain . . . a system of public schools, which shall be open to all the children of the state and free from sectarian control . . . .”</w:t>
       </w:r>
       <w:r>
         <w:t xml:space="preserve"> </w:t>
@@ -4232,13 +4130,7 @@
         <w:t xml:space="preserve"> </w:t>
       </w:r>
       <w:r>
-        <w:t xml:space="preserve">OKLA. STAT. tit. 70, § 3</w:t>
-      </w:r>
-      <w:r>
-        <w:noBreakHyphen/>
-      </w:r>
-      <w:r>
-        <w:t xml:space="preserve">130,</w:t>
+        <w:t xml:space="preserve">OKLA. STAT. tit. 70, § 3-⁠130,</w:t>
       </w:r>
       <w:r>
         <w:t xml:space="preserve"> </w:t>
@@ -4270,13 +4162,7 @@
         <w:t xml:space="preserve"> </w:t>
       </w:r>
       <w:r>
-        <w:t xml:space="preserve">at § 3</w:t>
-      </w:r>
-      <w:r>
-        <w:noBreakHyphen/>
-      </w:r>
-      <w:r>
-        <w:t xml:space="preserve">132(D). Thus, St. Isidore, in fulfilling its object of creating, establishing, and operating its school</w:t>
+        <w:t xml:space="preserve">at § 3-⁠132(D). Thus, St. Isidore, in fulfilling its object of creating, establishing, and operating its school</w:t>
       </w:r>
       <w:r>
         <w:t xml:space="preserve"> </w:t>
@@ -4367,7 +4253,7 @@
         <w:t xml:space="preserve"> </w:t>
       </w:r>
       <w:r>
-        <w:t xml:space="preserve">“significant encouragement [to charter schools] . . . that the choice must in law be deemed that of the state.”</w:t>
+        <w:t xml:space="preserve">“significant encouragement [to charter schools] . . . that the choice must in law be deemed that of the state.”</w:t>
       </w:r>
       <w:r>
         <w:t xml:space="preserve"> </w:t>
@@ -4419,61 +4305,25 @@
         <w:t xml:space="preserve"> </w:t>
       </w:r>
       <w:r>
-        <w:t xml:space="preserve">Charter schools must meet the health, safety, civil rights and insurance requirements that are required of traditional public schools. OKLA. STAT. tit. 70 § 3</w:t>
+        <w:t xml:space="preserve">Charter schools must meet the health, safety, civil rights and insurance requirements that are required of traditional public schools. OKLA. STAT. tit. 70 § 3-⁠136(A)⁠(1). According to the State Department of Education’s interpretation, this ranges from the national fingerprint-based criminal history check under OKLA. STAT. tit. 70, § 5-⁠142 to Oklahoma Employees Insurance and Benefits Act under OKLA. STAT. tit. 74, §§ 1301-⁠1323.</w:t>
+      </w:r>
+      <w:r>
+        <w:rPr>
+          <w:rStyle w:val="FootnoteReference"/>
+        </w:rPr>
+        <w:footnoteReference w:id="16"/>
+      </w:r>
+      <w:r>
+        <w:t xml:space="preserve"> </w:t>
+      </w:r>
+      <w:r>
+        <w:t xml:space="preserve">Charter schools must also report a myriad of student and school performance information to the State. These reports support transparency in the public expenditure of funds and serve as the basis for State-issued school report cards. OKLA. STAT. tit. 70, § 3-⁠136(A)⁠(4), (6), (18); §§ 5-⁠135, 5</w:t>
       </w:r>
       <w:r>
         <w:noBreakHyphen/>
       </w:r>
       <w:r>
-        <w:t xml:space="preserve">136(A)⁠(1). According to the State Department of Education’s interpretation, this ranges from the national fingerprint-based criminal history check under OKLA. STAT. tit. 70, § 5</w:t>
-      </w:r>
-      <w:r>
-        <w:noBreakHyphen/>
-      </w:r>
-      <w:r>
-        <w:t xml:space="preserve">142 to Oklahoma Employees Insurance and Benefits Act under OKLA. STAT. tit. 74, §§ 1301</w:t>
-      </w:r>
-      <w:r>
-        <w:noBreakHyphen/>
-      </w:r>
-      <w:r>
-        <w:t xml:space="preserve">1323.</w:t>
-      </w:r>
-      <w:r>
-        <w:rPr>
-          <w:rStyle w:val="FootnoteReference"/>
-        </w:rPr>
-        <w:footnoteReference w:id="16"/>
-      </w:r>
-      <w:r>
-        <w:t xml:space="preserve"> </w:t>
-      </w:r>
-      <w:r>
-        <w:t xml:space="preserve">Charter schools must also report a myriad of student and school performance information to the State. These reports support transparency in the public expenditure of funds and serve as the basis for State-issued school report cards. OKLA. STAT. tit. 70, § 3</w:t>
-      </w:r>
-      <w:r>
-        <w:noBreakHyphen/>
-      </w:r>
-      <w:r>
-        <w:t xml:space="preserve">136(A)⁠(4), (6), (18); §§ 5</w:t>
-      </w:r>
-      <w:r>
-        <w:noBreakHyphen/>
-      </w:r>
-      <w:r>
-        <w:t xml:space="preserve">135, 5</w:t>
-      </w:r>
-      <w:r>
-        <w:noBreakHyphen/>
-      </w:r>
-      <w:r>
-        <w:t xml:space="preserve">135.2; §§ 1210.544</w:t>
-      </w:r>
-      <w:r>
-        <w:noBreakHyphen/>
-      </w:r>
-      <w:r>
-        <w:t xml:space="preserve">1210.545. Consequently, even if the Board were not relying on St. Isidore to perform one of the State’s constitutional responsibilities, St. Isidore would still be a state actor because of the State’s extensive oversight of public charter schools.</w:t>
+        <w:t xml:space="preserve">135.2; §§ 1210.544-⁠1210.545. Consequently, even if the Board were not relying on St. Isidore to perform one of the State’s constitutional responsibilities, St. Isidore would still be a state actor because of the State’s extensive oversight of public charter schools.</w:t>
       </w:r>
       <w:r>
         <w:rPr>
@@ -4981,13 +4831,7 @@
         <w:t xml:space="preserve"> </w:t>
       </w:r>
       <w:r>
-        <w:t xml:space="preserve">Under Oklahoma law, it is public school. OKLA. STAT. tit. 70, § 3</w:t>
-      </w:r>
-      <w:r>
-        <w:noBreakHyphen/>
-      </w:r>
-      <w:r>
-        <w:t xml:space="preserve">132(D). Therefore, these recent U.S. Supreme Court cases have no relevance to this dispute.</w:t>
+        <w:t xml:space="preserve">Under Oklahoma law, it is public school. OKLA. STAT. tit. 70, § 3-⁠132(D). Therefore, these recent U.S. Supreme Court cases have no relevance to this dispute.</w:t>
       </w:r>
     </w:p>
     <w:p>
@@ -5011,13 +4855,7 @@
         <w:t xml:space="preserve"> </w:t>
       </w:r>
       <w:r>
-        <w:t xml:space="preserve">70 O.S. §§ 13</w:t>
-      </w:r>
-      <w:r>
-        <w:noBreakHyphen/>
-      </w:r>
-      <w:r>
-        <w:t xml:space="preserve">101.2 and 28</w:t>
+        <w:t xml:space="preserve">70 O.S. §§ 13-⁠101.2 and 28</w:t>
       </w:r>
       <w:r>
         <w:noBreakHyphen/>
@@ -5587,20 +5425,73 @@
     </w:p>
     <w:p>
       <w:pPr>
-        <w:pStyle w:val="XdTail"/>
-      </w:pPr>
-      <w:r>
-        <w:t xml:space="preserve">___________________________________</w:t>
-      </w:r>
-    </w:p>
-    <w:p>
-      <w:pPr>
-        <w:pStyle w:val="XdTail"/>
-      </w:pPr>
-      <w:r>
-        <w:t xml:space="preserve">GARRY M. GASKINS, II</w:t>
-      </w:r>
-    </w:p>
+        <w:spacing w:before="0" w:after="0" w:line="384" w:lineRule="exact"/>
+      </w:pPr>
+    </w:p>
+    <w:tbl>
+      <w:tblPr>
+        <w:tblW w:w="9000" w:type="dxa"/>
+        <w:tblLayout w:type="fixed"/>
+        <w:tblCellMar>
+          <w:top w:w="0" w:type="dxa"/>
+          <w:left w:w="0" w:type="dxa"/>
+          <w:bottom w:w="0" w:type="dxa"/>
+          <w:right w:w="0" w:type="dxa"/>
+        </w:tblCellMar>
+        <w:tblLook w:val="0000" w:firstRow="0" w:lastRow="0" w:firstColumn="0" w:lastColumn="0" w:noHBand="0" w:noVBand="0"/>
+      </w:tblPr>
+      <w:tblGrid>
+        <w:gridCol w:w="9000"/>
+      </w:tblGrid>
+      <w:tr>
+        <w:trPr>
+          <w:cantSplit/>
+        </w:trPr>
+        <w:tc>
+          <w:tcPr>
+            <w:tcW w:w="9000" w:type="dxa"/>
+          </w:tcPr>
+          <w:p>
+            <w:pPr>
+              <w:spacing w:before="0" w:after="0" w:line="276" w:lineRule="exact"/>
+              <w:ind w:left="4320" w:firstLine="0"/>
+              <w:jc w:val="left"/>
+            </w:pPr>
+            <w:r>
+              <w:t xml:space="preserve">___________________________________</w:t>
+            </w:r>
+          </w:p>
+          <w:p>
+            <w:pPr>
+              <w:spacing w:before="0" w:after="0" w:line="276" w:lineRule="exact"/>
+              <w:ind w:left="4320" w:firstLine="0"/>
+              <w:jc w:val="left"/>
+            </w:pPr>
+            <w:r>
+              <w:t xml:space="preserve">GARRY</w:t>
+            </w:r>
+            <w:r>
+              <w:t xml:space="preserve"> </w:t>
+            </w:r>
+            <w:r>
+              <w:t xml:space="preserve">M.</w:t>
+            </w:r>
+            <w:r>
+              <w:t xml:space="preserve"> </w:t>
+            </w:r>
+            <w:r>
+              <w:t xml:space="preserve">GASKINS,</w:t>
+            </w:r>
+            <w:r>
+              <w:t xml:space="preserve"> </w:t>
+            </w:r>
+            <w:r>
+              <w:t xml:space="preserve">II</w:t>
+            </w:r>
+          </w:p>
+        </w:tc>
+      </w:tr>
+    </w:tbl>
     <w:sectPr>
       <w:footerReference w:type="default" r:id="rIdXdPage"/>
       <w:pgSz w:w="12240" w:h="15840"/>
@@ -5672,7 +5563,7 @@
         <w:t xml:space="preserve"> </w:t>
       </w:r>
       <w:r>
-        <w:t xml:space="preserve">See State Question Number 790, the results of which are publicly available here: https://www.sos.ok.gov/​documents/​questions/​790.pdf. Of note, over 57% of Oklahoma voters in 2016 rejected State Question 790 that would have repealed Section 5, Article II of the Oklahoma Constitution, i.e., the constitutional prohibition against directing public money to sectarian institutions.</w:t>
+        <w:t xml:space="preserve">See State Question Number 790, the results of which are publicly available here: https://​www.​sos.​ok.​gov/​documents/​questions/​790.​pdf. Of note, over 57% of Oklahoma voters in 2016 rejected State Question 790 that would have repealed Section 5, Article II of the Oklahoma Constitution, i.e., the constitutional prohibition against directing public money to sectarian institutions.</w:t>
       </w:r>
       <w:r>
         <w:t xml:space="preserve"> </w:t>
@@ -5720,7 +5611,7 @@
         <w:t xml:space="preserve"> </w:t>
       </w:r>
       <w:r>
-        <w:t xml:space="preserve">There is precedent for rescinding unlawful board action relating to charter schools. See May 24, 2021, meeting agenda and minutes, respectively, for the State Board of Education. Available at: https://sde.ok.gov/​sites/​default/​files/​Agenda%20May%2024%2C%202021%20Special%20Meeting.pdf ; https://sde.ok.gov/​sites/​default/​files/​May%2024%2C%202021%20SPECIAL%20Mtg.pdf.</w:t>
+        <w:t xml:space="preserve">There is precedent for rescinding unlawful board action relating to charter schools. See May 24, 2021, meeting agenda and minutes, respectively, for the State Board of Education. Available at: https://​sde.​ok.​gov/​sites/​default/​files/​Agenda%20May%2024%2C%202021%20Special%20Meeting.​pdf ; https://​sde.​ok.​gov/​sites/​default/​files/​May%2024%2C%202021%20SPECIAL%20Mtg.​pdf.</w:t>
       </w:r>
     </w:p>
   </w:footnote>
@@ -5751,7 +5642,7 @@
         <w:t xml:space="preserve"> </w:t>
       </w:r>
       <w:r>
-        <w:t xml:space="preserve">20 U.S.C. § 7221i(2)⁠(E). Additionally, federal law authorizes the Secretary of Education to withhold funds or take other enforcement action if a state fails to comply with its approved state plan or any applicable laws and regulations. 20 U.S.C. §§ 1234c, 6311(a)⁠(7). The State of Oklahoma has elected to participate in covered federal education programs and has an approved plan on file with the United States Department of Education. https://sde.ok.gov/​ok-essa-state-plan. According to the National Center for Education Statistics–the primary statistical agency within the United States Department of Education–Oklahoma received $1,130,566,000 in fiscal year 2021. https://nces.ed.gov/​pubs2023/​2023301.pdf.</w:t>
+        <w:t xml:space="preserve">20 U.S.C. § 7221i(2)⁠(E). Additionally, federal law authorizes the Secretary of Education to withhold funds or take other enforcement action if a state fails to comply with its approved state plan or any applicable laws and regulations. 20 U.S.C. §§ 1234c, 6311(a)⁠(7). The State of Oklahoma has elected to participate in covered federal education programs and has an approved plan on file with the United States Department of Education. https://​sde.​ok.​gov/​ok-​essa-​state-​plan. According to the National Center for Education Statistics–the primary statistical agency within the United States Department of Education–Oklahoma received $1,130,566,000 in fiscal year 2021. https://​nces.​ed.​gov/​pubs2023/​2023301.​pdf.</w:t>
       </w:r>
     </w:p>
   </w:footnote>
@@ -5900,13 +5791,13 @@
         <w:noBreakHyphen/>
       </w:r>
       <w:r>
-        <w:t xml:space="preserve">2016 Application for Accreditation: Junior High/​Middle School Available at: https://sde.ok.gov/​sites/​ok.gov.sde/​files/​documents/​files/​Mid-Jr%20Combined%20%202016</w:t>
+        <w:t xml:space="preserve">2016 Application for Accreditation: Junior High/​Middle School Available at: https://​sde.​ok.​gov/​sites/​ok.​gov.​sde/​files/​documents/​files/​Mid-​Jr%20Combined%20%202016</w:t>
       </w:r>
       <w:r>
         <w:noBreakHyphen/>
       </w:r>
       <w:r>
-        <w:t xml:space="preserve">2017.pdf.</w:t>
+        <w:t xml:space="preserve">2017.​pdf.</w:t>
       </w:r>
       <w:r>
         <w:t xml:space="preserve"> </w:t>
@@ -5928,13 +5819,13 @@
         <w:noBreakHyphen/>
       </w:r>
       <w:r>
-        <w:t xml:space="preserve">2016 Application for Accreditation: Charter School Available at: https://sde.ok.gov/​sites/​ok.gov.sde/​files/​documents/​files/​Charter%20Combined%202016</w:t>
+        <w:t xml:space="preserve">2016 Application for Accreditation: Charter School Available at: https://​sde.​ok.​gov/​sites/​ok.​gov.​sde/​files/​documents/​files/​Charter%20Combined%202016</w:t>
       </w:r>
       <w:r>
         <w:noBreakHyphen/>
       </w:r>
       <w:r>
-        <w:t xml:space="preserve">2017.pdf.</w:t>
+        <w:t xml:space="preserve">2017.​pdf.</w:t>
       </w:r>
     </w:p>
   </w:footnote>
@@ -5953,13 +5844,7 @@
         <w:t xml:space="preserve"> </w:t>
       </w:r>
       <w:r>
-        <w:t xml:space="preserve">See also Pet. App. Vol. II at 704</w:t>
-      </w:r>
-      <w:r>
-        <w:noBreakHyphen/>
-      </w:r>
-      <w:r>
-        <w:t xml:space="preserve">15, Oklahoma State Department of Education Accreditation Compliance Review Sheet.</w:t>
+        <w:t xml:space="preserve">See also Pet. App. Vol. II at 704-⁠15, Oklahoma State Department of Education Accreditation Compliance Review Sheet.</w:t>
       </w:r>
     </w:p>
   </w:footnote>
@@ -6726,6 +6611,7 @@
     <w:unhideWhenUsed/>
     <w:qFormat/>
     <w:pPr>
+      <w:keepLines/>
       <w:spacing w:before="0" w:after="120" w:line="253" w:lineRule="exact"/>
     </w:pPr>
     <w:rPr>
@@ -6976,6 +6862,33 @@
     <w:pPr>
       <w:spacing w:before="0" w:after="0" w:line="552" w:lineRule="exact"/>
       <w:ind w:left="2160" w:hanging="720"/>
+    </w:pPr>
+  </w:style>
+  <w:style w:type="paragraph" w:customStyle="1" w:styleId="XdQuoteList1">
+    <w:name w:val="Xd Quote List 1"/>
+    <w:basedOn w:val="Normal"/>
+    <w:qFormat/>
+    <w:pPr>
+      <w:spacing w:before="0" w:after="0" w:line="276" w:lineRule="exact"/>
+      <w:ind w:left="1440" w:right="720" w:hanging="720"/>
+    </w:pPr>
+  </w:style>
+  <w:style w:type="paragraph" w:customStyle="1" w:styleId="XdQuoteList2">
+    <w:name w:val="Xd Quote List 2"/>
+    <w:basedOn w:val="Normal"/>
+    <w:qFormat/>
+    <w:pPr>
+      <w:spacing w:before="0" w:after="0" w:line="276" w:lineRule="exact"/>
+      <w:ind w:left="2160" w:right="720" w:hanging="720"/>
+    </w:pPr>
+  </w:style>
+  <w:style w:type="paragraph" w:customStyle="1" w:styleId="XdQuoteList3">
+    <w:name w:val="Xd Quote List 3"/>
+    <w:basedOn w:val="Normal"/>
+    <w:qFormat/>
+    <w:pPr>
+      <w:spacing w:before="0" w:after="0" w:line="276" w:lineRule="exact"/>
+      <w:ind w:left="2880" w:right="720" w:hanging="720"/>
     </w:pPr>
   </w:style>
   <w:style w:type="paragraph" w:customStyle="1" w:styleId="XdQuoteOnly">

--- a/courts/tenth-circuit/oklahoma/state/supreme-court/brief-on-the-merits/usage/OUTPUT-brief-on-the-merits.docx
+++ b/courts/tenth-circuit/oklahoma/state/supreme-court/brief-on-the-merits/usage/OUTPUT-brief-on-the-merits.docx
@@ -2151,7 +2151,7 @@
         <w:t xml:space="preserve"> </w:t>
       </w:r>
       <w:r>
-        <w:t xml:space="preserve">“establish[ ] and maint[ain] . . . a system of public schools, which shall be open to all the children of the state and free from sectarian control . . . .”</w:t>
+        <w:t xml:space="preserve">“establish[ ⁠] and maint[ain] ⁠. ⁠. ⁠. a system of public schools, which shall be open to all the children of the state and free from sectarian control ⁠. ⁠. ⁠. ⁠.”</w:t>
       </w:r>
       <w:r>
         <w:t xml:space="preserve"> </w:t>
@@ -2163,7 +2163,7 @@
         <w:t xml:space="preserve"> </w:t>
       </w:r>
       <w:r>
-        <w:t xml:space="preserve">“[n]o public money . . . shall ever be appropriated . . . or used, directly or indirectly, for the use, benefit, or support of any sect, church, denomination, or system of religion . . . or sectarian institution . . . .”</w:t>
+        <w:t xml:space="preserve">“[n]o public money ⁠. ⁠. ⁠. shall ever be appropriated ⁠. ⁠. ⁠. or used, directly or indirectly, for the use, benefit, or support of any sect, church, denomination, or system of religion ⁠. ⁠. ⁠. or sectarian institution ⁠. ⁠. ⁠. ⁠.”</w:t>
       </w:r>
       <w:r>
         <w:t xml:space="preserve"> </w:t>
@@ -2221,7 +2221,7 @@
         <w:t xml:space="preserve"> </w:t>
       </w:r>
       <w:r>
-        <w:t xml:space="preserve">“charter school shall be nonsectarian in its programs, admission policies, employment practices, and all other operations. A sponsor may not authorize a charter school or program that is affiliated with a nonpublic sectarian school or religious institution . . . .”</w:t>
+        <w:t xml:space="preserve">“charter school shall be nonsectarian in its programs, admission policies, employment practices, and all other operations. A sponsor may not authorize a charter school or program that is affiliated with a nonpublic sectarian school or religious institution ⁠. ⁠. ⁠. ⁠.”</w:t>
       </w:r>
       <w:r>
         <w:t xml:space="preserve"> </w:t>
@@ -2474,7 +2474,7 @@
         <w:t xml:space="preserve"> </w:t>
       </w:r>
       <w:r>
-        <w:t xml:space="preserve">“is a privately operated religious non-profit organization . . . .”</w:t>
+        <w:t xml:space="preserve">“is a privately operated religious non-profit organization ⁠. ⁠. ⁠. ⁠.”</w:t>
       </w:r>
       <w:r>
         <w:t xml:space="preserve"> </w:t>
@@ -2508,7 +2508,7 @@
         <w:t xml:space="preserve"> </w:t>
       </w:r>
       <w:r>
-        <w:t xml:space="preserve">“to implement the program of instruction, curriculum, and other services as specified in the Application [approved as revised on June 5, 2023] . . . .”</w:t>
+        <w:t xml:space="preserve">“to implement the program of instruction, curriculum, and other services as specified in the Application [approved as revised on June 5, 2023] ⁠. ⁠. ⁠. ⁠.”</w:t>
       </w:r>
       <w:r>
         <w:t xml:space="preserve"> </w:t>
@@ -2729,7 +2729,7 @@
         <w:t xml:space="preserve"> </w:t>
       </w:r>
       <w:r>
-        <w:t xml:space="preserve">“shall extend to a general superintending control over all . . . Agencies, Commissions and Boards created by law.”</w:t>
+        <w:t xml:space="preserve">“shall extend to a general superintending control over all ⁠. ⁠. ⁠. Agencies, Commissions and Boards created by law.”</w:t>
       </w:r>
       <w:r>
         <w:t xml:space="preserve"> </w:t>
@@ -3176,7 +3176,7 @@
         <w:t xml:space="preserve"> </w:t>
       </w:r>
       <w:r>
-        <w:t xml:space="preserve">“[e]stablish a procedure for accepting, approving and disapproving statewide virtual charter school applications . . . .”</w:t>
+        <w:t xml:space="preserve">“[e]stablish a procedure for accepting, approving and disapproving statewide virtual charter school applications ⁠. ⁠. ⁠. ⁠.”</w:t>
       </w:r>
       <w:r>
         <w:t xml:space="preserve"> </w:t>
@@ -3201,7 +3201,7 @@
         <w:t xml:space="preserve"> </w:t>
       </w:r>
       <w:r>
-        <w:t xml:space="preserve">“[a]ny other topics deemed necessary by the [Board] to assess the applicant’s capability to administer and operate the charter school in compliance with all applicable provisions of federal and state laws . . . .”</w:t>
+        <w:t xml:space="preserve">“[a]ny other topics deemed necessary by the [Board] to assess the applicant’s capability to administer and operate the charter school in compliance with all applicable provisions of federal and state laws ⁠. ⁠. ⁠. ⁠.”</w:t>
       </w:r>
       <w:r>
         <w:t xml:space="preserve">); § 10-⁠3-⁠3(c)⁠(1)⁠(F) (setting forth application format requirements, including that there be</w:t>
@@ -3210,7 +3210,7 @@
         <w:t xml:space="preserve"> </w:t>
       </w:r>
       <w:r>
-        <w:t xml:space="preserve">“signed and notarized statements from the Head of the School and the governing body members, as applicable, showing their agreement to fully comply as an Oklahoma public charter school with all statute[s], regulations, and requirements of the United States of America, State of Oklahoma . . . .”</w:t>
+        <w:t xml:space="preserve">“signed and notarized statements from the Head of the School and the governing body members, as applicable, showing their agreement to fully comply as an Oklahoma public charter school with all statute[s], regulations, and requirements of the United States of America, State of Oklahoma ⁠. ⁠. ⁠. ⁠.”</w:t>
       </w:r>
       <w:r>
         <w:t xml:space="preserve">); § 10-⁠3-⁠3(d)⁠(8) (requiring that contracts for sponsorship</w:t>
@@ -3228,7 +3228,7 @@
         <w:t xml:space="preserve"> </w:t>
       </w:r>
       <w:r>
-        <w:t xml:space="preserve">“shall not prohibit the Board from further negotiation of contract terms or addition of terms to the contract for sponsorship prior to execution of the contract so long as such terms are in compliance with applicable state, federal, local . . . law . . . .”</w:t>
+        <w:t xml:space="preserve">“shall not prohibit the Board from further negotiation of contract terms or addition of terms to the contract for sponsorship prior to execution of the contract so long as such terms are in compliance with applicable state, federal, local ⁠. ⁠. ⁠. law ⁠. ⁠. ⁠. ⁠.”</w:t>
       </w:r>
       <w:r>
         <w:t xml:space="preserve">). The Board is thus abundantly aware that its formal actions must comply with State law.</w:t>
@@ -3292,7 +3292,7 @@
         <w:t xml:space="preserve"> </w:t>
       </w:r>
       <w:r>
-        <w:t xml:space="preserve">“[t]he discretion must be exercised under the established rules of law . . . .”</w:t>
+        <w:t xml:space="preserve">“[t]he discretion must be exercised under the established rules of law ⁠. ⁠. ⁠. ⁠.”</w:t>
       </w:r>
       <w:r>
         <w:t xml:space="preserve"> </w:t>
@@ -3319,7 +3319,7 @@
         <w:t xml:space="preserve"> </w:t>
       </w:r>
       <w:r>
-        <w:t xml:space="preserve">“a system of public schools . . . [that] shall be open to all the children of the state and free from sectarian control . . . .”</w:t>
+        <w:t xml:space="preserve">“a system of public schools ⁠. ⁠. ⁠. [that] shall be open to all the children of the state and free from sectarian control ⁠. ⁠. ⁠. ⁠.”</w:t>
       </w:r>
       <w:r>
         <w:t xml:space="preserve"> </w:t>
@@ -3331,7 +3331,7 @@
         <w:t xml:space="preserve"> </w:t>
       </w:r>
       <w:r>
-        <w:t xml:space="preserve">“[n]o public money . . . shall ever be appropriated . . . or used, directly or indirectly, for the use, benefit, or support of any sect, church, denomination, or system of religion, or for the use, benefit, or support of any priest, preacher, minister, or other religious teacher or dignitary, or sectarian institution as such.”</w:t>
+        <w:t xml:space="preserve">“[n]o public money ⁠. ⁠. ⁠. shall ever be appropriated ⁠. ⁠. ⁠. or used, directly or indirectly, for the use, benefit, or support of any sect, church, denomination, or system of religion, or for the use, benefit, or support of any priest, preacher, minister, or other religious teacher or dignitary, or sectarian institution as such.”</w:t>
       </w:r>
       <w:r>
         <w:t xml:space="preserve"> </w:t>
@@ -3499,7 +3499,7 @@
         <w:t xml:space="preserve"> </w:t>
       </w:r>
       <w:r>
-        <w:t xml:space="preserve">“no inhabitant of the State shall ever be molested in person or property on account of his or her mode of religious worship . . . .”</w:t>
+        <w:t xml:space="preserve">“no inhabitant of the State shall ever be molested in person or property on account of his or her mode of religious worship ⁠. ⁠. ⁠. ⁠.”</w:t>
       </w:r>
       <w:r>
         <w:t xml:space="preserve"> </w:t>
@@ -4108,7 +4108,7 @@
         <w:t xml:space="preserve"> </w:t>
       </w:r>
       <w:r>
-        <w:t xml:space="preserve">“establish and maintain . . . a system of public schools, which shall be open to all the children of the state and free from sectarian control . . . .”</w:t>
+        <w:t xml:space="preserve">“establish and maintain ⁠. ⁠. ⁠. a system of public schools, which shall be open to all the children of the state and free from sectarian control ⁠. ⁠. ⁠. ⁠.”</w:t>
       </w:r>
       <w:r>
         <w:t xml:space="preserve"> </w:t>
@@ -4253,7 +4253,7 @@
         <w:t xml:space="preserve"> </w:t>
       </w:r>
       <w:r>
-        <w:t xml:space="preserve">“significant encouragement [to charter schools] . . . that the choice must in law be deemed that of the state.”</w:t>
+        <w:t xml:space="preserve">“significant encouragement [to charter schools] ⁠. ⁠. ⁠. that the choice must in law be deemed that of the state.”</w:t>
       </w:r>
       <w:r>
         <w:t xml:space="preserve"> </w:t>
@@ -5611,7 +5611,7 @@
         <w:t xml:space="preserve"> </w:t>
       </w:r>
       <w:r>
-        <w:t xml:space="preserve">There is precedent for rescinding unlawful board action relating to charter schools. See May 24, 2021, meeting agenda and minutes, respectively, for the State Board of Education. Available at: https://​sde.​ok.​gov/​sites/​default/​files/​Agenda%20May%2024%2C%202021%20Special%20Meeting.​pdf ; https://​sde.​ok.​gov/​sites/​default/​files/​May%2024%2C%202021%20SPECIAL%20Mtg.​pdf.</w:t>
+        <w:t xml:space="preserve">There is precedent for rescinding unlawful board action relating to charter schools. See May 24, 2021, meeting agenda and minutes, respectively, for the State Board of Education. Available at: https://​sde.​ok.​gov/​sites/​default/​files/​Agenda%20May%2024%2C%202021%20Special%20Meeting.​pdf ⁠; https://​sde.​ok.​gov/​sites/​default/​files/​May%2024%2C%202021%20SPECIAL%20Mtg.​pdf.</w:t>
       </w:r>
     </w:p>
   </w:footnote>
@@ -5791,13 +5791,7 @@
         <w:noBreakHyphen/>
       </w:r>
       <w:r>
-        <w:t xml:space="preserve">2016 Application for Accreditation: Junior High/​Middle School Available at: https://​sde.​ok.​gov/​sites/​ok.​gov.​sde/​files/​documents/​files/​Mid-​Jr%20Combined%20%202016</w:t>
-      </w:r>
-      <w:r>
-        <w:noBreakHyphen/>
-      </w:r>
-      <w:r>
-        <w:t xml:space="preserve">2017.​pdf.</w:t>
+        <w:t xml:space="preserve">2016 Application for Accreditation: Junior High/​Middle School Available at: https://​sde.​ok.​gov/​sites/​ok.​gov.​sde/​files/​documents/​files/​Mid-​Jr%20Combined%20%202016-⁠2017.​pdf.</w:t>
       </w:r>
       <w:r>
         <w:t xml:space="preserve"> </w:t>
@@ -5819,13 +5813,7 @@
         <w:noBreakHyphen/>
       </w:r>
       <w:r>
-        <w:t xml:space="preserve">2016 Application for Accreditation: Charter School Available at: https://​sde.​ok.​gov/​sites/​ok.​gov.​sde/​files/​documents/​files/​Charter%20Combined%202016</w:t>
-      </w:r>
-      <w:r>
-        <w:noBreakHyphen/>
-      </w:r>
-      <w:r>
-        <w:t xml:space="preserve">2017.​pdf.</w:t>
+        <w:t xml:space="preserve">2016 Application for Accreditation: Charter School Available at: https://​sde.​ok.​gov/​sites/​ok.​gov.​sde/​files/​documents/​files/​Charter%20Combined%202016-⁠2017.​pdf.</w:t>
       </w:r>
     </w:p>
   </w:footnote>
@@ -5844,7 +5832,13 @@
         <w:t xml:space="preserve"> </w:t>
       </w:r>
       <w:r>
-        <w:t xml:space="preserve">See also Pet. App. Vol. II at 704-⁠15, Oklahoma State Department of Education Accreditation Compliance Review Sheet.</w:t>
+        <w:t xml:space="preserve">See also Pet. App. Vol. II at 704</w:t>
+      </w:r>
+      <w:r>
+        <w:noBreakHyphen/>
+      </w:r>
+      <w:r>
+        <w:t xml:space="preserve">15, Oklahoma State Department of Education Accreditation Compliance Review Sheet.</w:t>
       </w:r>
     </w:p>
   </w:footnote>

--- a/courts/tenth-circuit/oklahoma/state/supreme-court/brief-on-the-merits/usage/OUTPUT-brief-on-the-merits.docx
+++ b/courts/tenth-circuit/oklahoma/state/supreme-court/brief-on-the-merits/usage/OUTPUT-brief-on-the-merits.docx
@@ -1413,9 +1413,7 @@
         <w:t xml:space="preserve"> </w:t>
       </w:r>
       <w:r>
-        <w:t xml:space="preserve">521</w:t>
-        <w:noBreakHyphen/>
-        <w:t xml:space="preserve">3921</w:t>
+        <w:t xml:space="preserve">521-⁠3921</w:t>
       </w:r>
     </w:p>
     <w:p>
@@ -2301,13 +2299,7 @@
         <w:t xml:space="preserve"> </w:t>
       </w:r>
       <w:r>
-        <w:t xml:space="preserve">at 3</w:t>
-      </w:r>
-      <w:r>
-        <w:noBreakHyphen/>
-      </w:r>
-      <w:r>
-        <w:t xml:space="preserve">145.3. The Board’s oversight of charter schools is broad and comprehensive as shown in its nearly 250-page authorization and oversight process manual updated as of July 2023.</w:t>
+        <w:t xml:space="preserve">at 3-⁠145.3. The Board’s oversight of charter schools is broad and comprehensive as shown in its nearly 250-page authorization and oversight process manual updated as of July 2023.</w:t>
       </w:r>
       <w:r>
         <w:t xml:space="preserve"> </w:t>
@@ -2323,13 +2315,7 @@
         <w:t xml:space="preserve"> </w:t>
       </w:r>
       <w:r>
-        <w:t xml:space="preserve">Pet. App. Vol. II at 454</w:t>
-      </w:r>
-      <w:r>
-        <w:noBreakHyphen/>
-      </w:r>
-      <w:r>
-        <w:t xml:space="preserve">702. For example, once a charter school is sponsored, the Board</w:t>
+        <w:t xml:space="preserve">Pet. App. Vol. II at 454-⁠702. For example, once a charter school is sponsored, the Board</w:t>
       </w:r>
       <w:r>
         <w:t xml:space="preserve"> </w:t>
@@ -2390,13 +2376,7 @@
         <w:t xml:space="preserve"> </w:t>
       </w:r>
       <w:r>
-        <w:t xml:space="preserve">Pet. App. Vol. I at 2</w:t>
-      </w:r>
-      <w:r>
-        <w:noBreakHyphen/>
-      </w:r>
-      <w:r>
-        <w:t xml:space="preserve">22;</w:t>
+        <w:t xml:space="preserve">Pet. App. Vol. I at 2-⁠22;</w:t>
       </w:r>
       <w:r>
         <w:t xml:space="preserve"> </w:t>
@@ -2412,25 +2392,7 @@
         <w:t xml:space="preserve"> </w:t>
       </w:r>
       <w:r>
-        <w:t xml:space="preserve">OKLA. ADMIN. CODE 777:10</w:t>
-      </w:r>
-      <w:r>
-        <w:noBreakHyphen/>
-      </w:r>
-      <w:r>
-        <w:t xml:space="preserve">3</w:t>
-      </w:r>
-      <w:r>
-        <w:noBreakHyphen/>
-      </w:r>
-      <w:r>
-        <w:t xml:space="preserve">3(a)⁠(1</w:t>
-      </w:r>
-      <w:r>
-        <w:noBreakHyphen/>
-      </w:r>
-      <w:r>
-        <w:t xml:space="preserve">8). Thus, on October 16, 2023, St. Isidore became an illegally sponsored public virtual charter school.</w:t>
+        <w:t xml:space="preserve">OKLA. ADMIN. CODE 777:10-⁠3-⁠3(a)⁠(1-⁠8). Thus, on October 16, 2023, St. Isidore became an illegally sponsored public virtual charter school.</w:t>
       </w:r>
     </w:p>
     <w:p>
@@ -2545,13 +2507,7 @@
         <w:t xml:space="preserve">See e.g.</w:t>
       </w:r>
       <w:r>
-        <w:t xml:space="preserve">, OKLA. STAT. tit. 70, §§ 3-⁠145.3(D), 3</w:t>
-      </w:r>
-      <w:r>
-        <w:noBreakHyphen/>
-      </w:r>
-      <w:r>
-        <w:t xml:space="preserve">142. The contract for sponsorship specifies that it commences on July 1, 2024. Pet. App. Vol. I at 4; § 3.2. Therefore, St. Isidore will begin receiving public money imminently if this Court does not assume original jurisdiction and compel the Board to follow its plain legal duty and rescind its illegal contract with St. Isidore.</w:t>
+        <w:t xml:space="preserve">, OKLA. STAT. tit. 70, §§ 3-⁠145.3(D), 3-⁠142. The contract for sponsorship specifies that it commences on July 1, 2024. Pet. App. Vol. I at 4; § 3.2. Therefore, St. Isidore will begin receiving public money imminently if this Court does not assume original jurisdiction and compel the Board to follow its plain legal duty and rescind its illegal contract with St. Isidore.</w:t>
       </w:r>
       <w:r>
         <w:rPr>
@@ -2815,13 +2771,7 @@
         <w:t xml:space="preserve">Ethics Comm’n of State of Okla. v. Cullison</w:t>
       </w:r>
       <w:r>
-        <w:t xml:space="preserve">, 1993 OK 37, ¶ 7, 850 P.2d 1069, 1073</w:t>
-      </w:r>
-      <w:r>
-        <w:noBreakHyphen/>
-      </w:r>
-      <w:r>
-        <w:t xml:space="preserve">74 (determining it proper and consistent with its precedent to exercise its discretionary superintending jurisdiction and provide declaratory relief to resolve</w:t>
+        <w:t xml:space="preserve">, 1993 OK 37, ¶ 7, 850 P.2d 1069, 1073-⁠74 (determining it proper and consistent with its precedent to exercise its discretionary superintending jurisdiction and provide declaratory relief to resolve</w:t>
       </w:r>
       <w:r>
         <w:t xml:space="preserve"> </w:t>
@@ -4317,13 +4267,7 @@
         <w:t xml:space="preserve"> </w:t>
       </w:r>
       <w:r>
-        <w:t xml:space="preserve">Charter schools must also report a myriad of student and school performance information to the State. These reports support transparency in the public expenditure of funds and serve as the basis for State-issued school report cards. OKLA. STAT. tit. 70, § 3-⁠136(A)⁠(4), (6), (18); §§ 5-⁠135, 5</w:t>
-      </w:r>
-      <w:r>
-        <w:noBreakHyphen/>
-      </w:r>
-      <w:r>
-        <w:t xml:space="preserve">135.2; §§ 1210.544-⁠1210.545. Consequently, even if the Board were not relying on St. Isidore to perform one of the State’s constitutional responsibilities, St. Isidore would still be a state actor because of the State’s extensive oversight of public charter schools.</w:t>
+        <w:t xml:space="preserve">Charter schools must also report a myriad of student and school performance information to the State. These reports support transparency in the public expenditure of funds and serve as the basis for State-issued school report cards. OKLA. STAT. tit. 70, § 3-⁠136(A)⁠(4), (6), (18); §§ 5-⁠135, 5-⁠135.2; §§ 1210.544-⁠1210.545. Consequently, even if the Board were not relying on St. Isidore to perform one of the State’s constitutional responsibilities, St. Isidore would still be a state actor because of the State’s extensive oversight of public charter schools.</w:t>
       </w:r>
       <w:r>
         <w:rPr>
@@ -4383,13 +4327,7 @@
         <w:t xml:space="preserve">See West</w:t>
       </w:r>
       <w:r>
-        <w:t xml:space="preserve">, 487 U.S. at 56</w:t>
-      </w:r>
-      <w:r>
-        <w:noBreakHyphen/>
-      </w:r>
-      <w:r>
-        <w:t xml:space="preserve">57 &amp; n.14 (citation omitted). Such an outcome would allow Oklahoma to</w:t>
+        <w:t xml:space="preserve">, 487 U.S. at 56-⁠57 &amp; n.14 (citation omitted). Such an outcome would allow Oklahoma to</w:t>
       </w:r>
       <w:r>
         <w:t xml:space="preserve"> </w:t>
@@ -4855,25 +4793,7 @@
         <w:t xml:space="preserve"> </w:t>
       </w:r>
       <w:r>
-        <w:t xml:space="preserve">70 O.S. §§ 13-⁠101.2 and 28</w:t>
-      </w:r>
-      <w:r>
-        <w:noBreakHyphen/>
-      </w:r>
-      <w:r>
-        <w:t xml:space="preserve">100</w:t>
-      </w:r>
-      <w:r>
-        <w:noBreakHyphen/>
-      </w:r>
-      <w:r>
-        <w:t xml:space="preserve">28</w:t>
-      </w:r>
-      <w:r>
-        <w:noBreakHyphen/>
-      </w:r>
-      <w:r>
-        <w:t xml:space="preserve">103. The problem with the St. Isidore contract is that the State has gone a step further and made St. Isidore a state actor. By way of analogy, if the State decided to allocate public funds for private entities to beef up security, the State would of course be precluded from preventing the Catholic Church and other sectarian organizations from receiving those funds. However, if the State decided to start authorizing private entities to take over operations of the Oklahoma Highway Patrol, it would violate the Establishment Clause for the State to authorize a</w:t>
+        <w:t xml:space="preserve">70 O.S. §§ 13-⁠101.2 and 28-⁠100-⁠28-⁠103. The problem with the St. Isidore contract is that the State has gone a step further and made St. Isidore a state actor. By way of analogy, if the State decided to allocate public funds for private entities to beef up security, the State would of course be precluded from preventing the Catholic Church and other sectarian organizations from receiving those funds. However, if the State decided to start authorizing private entities to take over operations of the Oklahoma Highway Patrol, it would violate the Establishment Clause for the State to authorize a</w:t>
       </w:r>
       <w:r>
         <w:t xml:space="preserve"> </w:t>
@@ -5311,9 +5231,7 @@
               <w:t xml:space="preserve"> </w:t>
             </w:r>
             <w:r>
-              <w:t xml:space="preserve">521</w:t>
-              <w:noBreakHyphen/>
-              <w:t xml:space="preserve">3921</w:t>
+              <w:t xml:space="preserve">521-⁠3921</w:t>
             </w:r>
           </w:p>
           <w:p>
@@ -5734,13 +5652,7 @@
         <w:t xml:space="preserve">Christian Heritage v. Oklahoma Secondary School Activities Ass’n</w:t>
       </w:r>
       <w:r>
-        <w:t xml:space="preserve">, 483 F.3d 1025, 1030</w:t>
-      </w:r>
-      <w:r>
-        <w:noBreakHyphen/>
-      </w:r>
-      <w:r>
-        <w:t xml:space="preserve">31 (10th Cir. 2007);</w:t>
+        <w:t xml:space="preserve">, 483 F.3d 1025, 1030-⁠31 (10th Cir. 2007);</w:t>
       </w:r>
       <w:r>
         <w:t xml:space="preserve"> </w:t>
@@ -5785,13 +5697,7 @@
         <w:t xml:space="preserve">Compare, e.g.</w:t>
       </w:r>
       <w:r>
-        <w:t xml:space="preserve">, 2015</w:t>
-      </w:r>
-      <w:r>
-        <w:noBreakHyphen/>
-      </w:r>
-      <w:r>
-        <w:t xml:space="preserve">2016 Application for Accreditation: Junior High/​Middle School Available at: https://​sde.​ok.​gov/​sites/​ok.​gov.​sde/​files/​documents/​files/​Mid-​Jr%20Combined%20%202016-⁠2017.​pdf.</w:t>
+        <w:t xml:space="preserve">, 2015-⁠2016 Application for Accreditation: Junior High/​Middle School Available at: https://​sde.​ok.​gov/​sites/​ok.​gov.​sde/​files/​documents/​files/​Mid-​Jr%20Combined%20%202016-⁠2017.​pdf.</w:t>
       </w:r>
       <w:r>
         <w:t xml:space="preserve"> </w:t>
@@ -5807,13 +5713,7 @@
         <w:t xml:space="preserve"> </w:t>
       </w:r>
       <w:r>
-        <w:t xml:space="preserve">2015</w:t>
-      </w:r>
-      <w:r>
-        <w:noBreakHyphen/>
-      </w:r>
-      <w:r>
-        <w:t xml:space="preserve">2016 Application for Accreditation: Charter School Available at: https://​sde.​ok.​gov/​sites/​ok.​gov.​sde/​files/​documents/​files/​Charter%20Combined%202016-⁠2017.​pdf.</w:t>
+        <w:t xml:space="preserve">2015-⁠2016 Application for Accreditation: Charter School Available at: https://​sde.​ok.​gov/​sites/​ok.​gov.​sde/​files/​documents/​files/​Charter%20Combined%202016-⁠2017.​pdf.</w:t>
       </w:r>
     </w:p>
   </w:footnote>
@@ -5832,13 +5732,7 @@
         <w:t xml:space="preserve"> </w:t>
       </w:r>
       <w:r>
-        <w:t xml:space="preserve">See also Pet. App. Vol. II at 704</w:t>
-      </w:r>
-      <w:r>
-        <w:noBreakHyphen/>
-      </w:r>
-      <w:r>
-        <w:t xml:space="preserve">15, Oklahoma State Department of Education Accreditation Compliance Review Sheet.</w:t>
+        <w:t xml:space="preserve">See also Pet. App. Vol. II at 704-⁠15, Oklahoma State Department of Education Accreditation Compliance Review Sheet.</w:t>
       </w:r>
     </w:p>
   </w:footnote>
@@ -5857,13 +5751,7 @@
         <w:t xml:space="preserve"> </w:t>
       </w:r>
       <w:r>
-        <w:t xml:space="preserve">Moreover, the executed contract for sponsorship between the Board and St. Isidore demonstrates additional ways in which the State will be involved in the Catholic School’s affairs. See e.g., Pet. App. Vol. I at 7</w:t>
-      </w:r>
-      <w:r>
-        <w:noBreakHyphen/>
-      </w:r>
-      <w:r>
-        <w:t xml:space="preserve">19; §§ 6.1.6, 6.1.8, 6.4, 7.2, 7.3, 7.9, 7.13, 7.14, 7.16, 7.17, 8.11.5, 9.2, 9.2.1, and 11.7.</w:t>
+        <w:t xml:space="preserve">Moreover, the executed contract for sponsorship between the Board and St. Isidore demonstrates additional ways in which the State will be involved in the Catholic School’s affairs. See e.g., Pet. App. Vol. I at 7-⁠19; §§ 6.1.6, 6.1.8, 6.4, 7.2, 7.3, 7.9, 7.13, 7.14, 7.16, 7.17, 8.11.5, 9.2, 9.2.1, and 11.7.</w:t>
       </w:r>
     </w:p>
   </w:footnote>
@@ -6606,7 +6494,7 @@
     <w:qFormat/>
     <w:pPr>
       <w:keepLines/>
-      <w:spacing w:before="0" w:after="120" w:line="253" w:lineRule="exact"/>
+      <w:spacing w:before="26" w:after="120" w:line="253" w:lineRule="exact"/>
     </w:pPr>
     <w:rPr>
       <w:sz w:val="22"/>
